--- a/contratti/bozze_generiche/Bozza_Contratto_BB_Hospitality_Privato_20_EN.docx
+++ b/contratti/bozze_generiche/Bozza_Contratto_BB_Hospitality_Privato_20_EN.docx
@@ -1936,7 +1936,7 @@
         <w:jc w:val="both"/>
       </w:pPr>
       <w:r>
-        <w:t xml:space="preserve">For the management activity and the services referred to in Article 2, the Property Manager is entitled to a fee equal to 20% (twenty per cent) of the Overnight Stay Price of each booking. “Overnight Stay Price” means the price of the nights due from the Guest, as shown in the booking, gross of the booking platforms’ commissions and excluding the tourist tax, any security deposit, any final cleaning fee charged separately to the Guest and the service fees charged to the Guest by the platforms.</w:t>
+        <w:t xml:space="preserve">For the management activity and the services referred to in Article 2, the Property Manager is entitled to a fee equal to 20% (twenty per cent) of the Overnight Stay Price of each booking. “Overnight Stay Price” means the price of the nights due from the Guest, as shown in the booking, net of the commissions withheld by the booking platforms and excluding the tourist tax, any security deposit, any final cleaning fee charged separately to the Guest and the service fees charged to the Guest by the platforms.</w:t>
       </w:r>
     </w:p>
     <w:p>

--- a/contratti/bozze_generiche/Bozza_Contratto_BB_Hospitality_Privato_20_EN.docx
+++ b/contratti/bozze_generiche/Bozza_Contratto_BB_Hospitality_Privato_20_EN.docx
@@ -632,7 +632,7 @@
         <w:rPr>
           <w:color w:val="000009"/>
         </w:rPr>
-        <w:t xml:space="preserve">setting, in agreement with the Principal, the prices to be charged to Guests (distinguishing between the portion relating to the rental of the Property and the portion relating to the services provided by the Property Manager directly to the Guests), taking into account the duration, the season and/or the number of occupants, which prices shall be set out in the table referred to in Article 6;</w:t>
+        <w:t xml:space="preserve">setting, in agreement with the Principal, the prices to be charged to Guests (distinguishing between the portion relating to the rental of the Property and the portion relating to the services provided by the Property Manager directly to the Guests), taking into account the length of stay, the season and the number of occupants;</w:t>
       </w:r>
     </w:p>
     <w:p>
@@ -905,7 +905,7 @@
         <w:jc w:val="both"/>
       </w:pPr>
       <w:r>
-        <w:t xml:space="preserve">promptly informing the Principal, as soon as it becomes aware of it, of the need for ordinary or extraordinary maintenance or for changes to the Property, deemed appropriate or necessary by the Property Manager or reported by the Guests, sending the related quotation in accordance with Article 12;</w:t>
+        <w:t xml:space="preserve">promptly informing the Principal, as soon as it becomes aware of it, of the need for ordinary or extraordinary maintenance or for changes to the Property, deemed appropriate or necessary by the Property Manager or reported by the Guests, sending the related quotation in accordance with Article 13;</w:t>
       </w:r>
     </w:p>
     <w:p>
@@ -942,7 +942,7 @@
         <w:jc w:val="both"/>
       </w:pPr>
       <w:r>
-        <w:t xml:space="preserve">removing without delay, upon termination of the relationship, any reference, information, photograph and, in general, any content, including multimedia content, relating to the Property from its own website or portal or from any listing created on any channel, without prejudice to Article 16 regarding Future Bookings.</w:t>
+        <w:t xml:space="preserve">removing without delay, upon termination of the relationship, any reference, information, photograph and, in general, any content, including multimedia content, relating to the Property from its own website or portal or from any listing created on any channel, without prejudice to Article 17 regarding Future Bookings.</w:t>
       </w:r>
     </w:p>
     <w:p>
@@ -998,25 +998,6 @@
         <w:jc w:val="both"/>
       </w:pPr>
       <w:r>
-        <w:t xml:space="preserve">a complete inventory of the furniture, furnishings and linen intended for the Guests;</w:t>
-      </w:r>
-    </w:p>
-    <w:p>
-      <w:pPr>
-        <w:pStyle w:val="Paragrafoelenco"/>
-        <w:numPr>
-          <w:ilvl w:val="0"/>
-          <w:numId w:val="27"/>
-        </w:numPr>
-        <w:tabs>
-          <w:tab w:val="left" w:pos="1141"/>
-          <w:tab w:val="left" w:pos="1143"/>
-        </w:tabs>
-        <w:spacing w:line="360" w:lineRule="auto"/>
-        <w:ind w:left="357" w:hanging="357"/>
-        <w:jc w:val="both"/>
-      </w:pPr>
-      <w:r>
         <w:t xml:space="preserve">contacting the Guests to agree on arrival and departure times, sending welcome e-mails with check-in and check-out instructions;</w:t>
       </w:r>
     </w:p>
@@ -1039,7 +1020,7 @@
         <w:rPr>
           <w:i/>
         </w:rPr>
-        <w:t xml:space="preserve">check-in, welcoming the Guests at the Property, explaining all functional aspects and handing over the keys and the guide referred to in letter a) of this paragraph; as well as collecting the tourist tax, issuing the related receipt and acquiring the identity documents of the guests for the communication to the Police;</w:t>
+        <w:t xml:space="preserve">Guest check-in, carried out remotely in compliance with the Italian legislation in force on guest identification, including the obligation of in-person (de visu) identification where applicable, also by means of remote identification tools compliant with such legislation; sending the access instructions and the guide referred to in letter a) of this paragraph; as well as collecting the tourist tax, issuing the related receipt and acquiring the identity documents of the guests for the communication to the Police;</w:t>
       </w:r>
     </w:p>
     <w:p>
@@ -1214,7 +1195,7 @@
         <w:jc w:val="both"/>
       </w:pPr>
       <w:r>
-        <w:t xml:space="preserve">The Property Manager shall send the Principal, on a monthly basis, in electronic form or on paper where requested, a report of the accommodation activity carried out, specifying the name and/or company name of the Guests who stayed at the Property, the start and end dates of each period of stay for each Guest, the rent paid by the Guest for each rental period, the fees accrued by the Property Manager, the expenses incurred and the commissions or fees paid to third parties (e.g. online platforms).</w:t>
+        <w:t xml:space="preserve">The Property Manager provides the Principal with login credentials to the Owner Portal of the Kross Booking management system, where the Principal can view at any time, for each booking, the Guests’ names, the start and end dates of the stay, the amount paid by the Guest, the commissions withheld by the booking platforms, the fees accrued by the Property Manager and the expenses incurred. The monthly activity report is made available to the Principal through the same portal or, on request, in electronic form.</w:t>
       </w:r>
     </w:p>
     <w:p>
@@ -1294,7 +1275,7 @@
         <w:jc w:val="both"/>
       </w:pPr>
       <w:r>
-        <w:t xml:space="preserve">Should the Principal need to use the Property during the term of the Agreement, the Principal shall notify the Property Manager in writing at least 90 days in advance, so as to allow it to block the dates on which the Principal will use the Property (hereinafter the “Excluded Dates”), also through the booking portal to which the Principal will be given access.</w:t>
+        <w:t xml:space="preserve">The Principal may use the Property personally, reasonably and in good faith, giving written notice to the Property Manager (including by e-mail or instant messaging) so that it can block the relevant dates (hereinafter the “Excluded Dates”), also through the booking portal to which the Principal will be given access. The Principal may not occupy the Property during high season unless agreed in advance with the Property Manager, but may use it, even at short notice, during periods in which the Property has no bookings.</w:t>
       </w:r>
     </w:p>
     <w:p>
@@ -1321,7 +1302,7 @@
         <w:jc w:val="both"/>
       </w:pPr>
       <w:r>
-        <w:t xml:space="preserve">that the Excluded Dates may not exceed 90 days per calendar year;</w:t>
+        <w:t xml:space="preserve">that the Excluded Dates may not exceed 60 days per calendar year;</w:t>
       </w:r>
     </w:p>
     <w:p>
@@ -1408,7 +1389,7 @@
         <w:jc w:val="both"/>
       </w:pPr>
       <w:r>
-        <w:t xml:space="preserve">In accordance with the mandate received, the Property Manager may rent the Property both for periods of less than one month and for longer periods, but in any case shorter than one calendar year (unless otherwise agreed between the Parties), and in any event shorter than the maximum duration established by the applicable national and local rental regulations in force.</w:t>
+        <w:t xml:space="preserve">In accordance with the mandate received, the Property Manager rents out the Property on a short-term basis, for periods of less than 30 days, in compliance with the applicable national and local regulations. Longer rentals are governed by Article 7.</w:t>
       </w:r>
     </w:p>
     <w:p>
@@ -1431,7 +1412,7 @@
         <w:jc w:val="both"/>
       </w:pPr>
       <w:r>
-        <w:t xml:space="preserve">The rent for each rental shall vary according to the season and/or the number of occupants, as well as the duration of the rental, it being expressly agreed that for medium-term rentals (i.e. exceeding 30 days) the rent is agreed on a weekly or monthly flat-rate basis, whereas for short-term rentals (i.e. less than 30 days) it is based on the daily rate applicable to the days of actual rental of the Property, all as detailed in the attached Table (“annex e” – hereinafter the “Table”), which, initialled by the Parties, forms an integral and essential part of this Agreement.</w:t>
+        <w:t xml:space="preserve">The rent for each short-term rental is set by the Property Manager, in agreement with the Principal, according to the season, the number of occupants and the length of stay, applying a daily rate for the days on which the Property is actually rented.</w:t>
       </w:r>
     </w:p>
     <w:p>
@@ -1441,19 +1422,7 @@
         <w:jc w:val="both"/>
       </w:pPr>
       <w:r>
-        <w:t xml:space="preserve">The amounts and percentages set out in the Table, as regards the determination of the rent, are the minimum amounts to be charged to Guests (which may therefore only be increased at the Property Manager’s discretion) and may in any event be amended by the Parties in writing during the relationship.</w:t>
-      </w:r>
-      <w:bookmarkStart w:id="6" w:name="Le_somme_e_le_percentuali_di_cui_alla_Ta"/>
-      <w:bookmarkEnd w:id="6"/>
-    </w:p>
-    <w:p>
-      <w:pPr>
-        <w:pStyle w:val="Corpotesto"/>
-        <w:spacing w:line="360" w:lineRule="auto"/>
-        <w:jc w:val="both"/>
-      </w:pPr>
-      <w:r>
-        <w:t xml:space="preserve">For short-term rentals, the rent indicated in the Table includes reimbursement of ordinary condominium charges, waste tax and utilities (electricity, gas, internet, etc.) of the Property, as well as any other cost / tax / duty not expressly indicated in this Agreement.</w:t>
+        <w:t xml:space="preserve">For short-term rentals, the rent includes reimbursement of ordinary condominium charges, waste tax and utilities (electricity, gas, internet, etc.) of the Property, as well as any other cost / tax / duty not expressly indicated in this Agreement.</w:t>
       </w:r>
       <w:bookmarkStart w:id="7" w:name="Per_le_locazioni_a_breve_termine,_il_can"/>
       <w:bookmarkEnd w:id="7"/>
@@ -1465,7 +1434,7 @@
         <w:jc w:val="both"/>
       </w:pPr>
       <w:r>
-        <w:t xml:space="preserve">For short-term rentals, the amounts received by the Property Manager as rent shall be paid by the Property Manager to the Principal monthly, without interest, in accordance with Articles 9 and 10, net of any withholding taxes on the rent required by law, where applicable.</w:t>
+        <w:t xml:space="preserve">For short-term rentals, the amounts received by the Property Manager as rent shall be paid by the Property Manager to the Principal monthly, without interest, in accordance with Articles 10 and 11, net of any withholding taxes on the rent required by law, where applicable.</w:t>
       </w:r>
       <w:bookmarkStart w:id="8" w:name="Per_le_locazioni_a_breve_termine,_inoltr"/>
       <w:bookmarkEnd w:id="8"/>
@@ -1490,7 +1459,7 @@
         <w:jc w:val="both"/>
       </w:pPr>
       <w:r>
-        <w:t xml:space="preserve">Maintenance and repair costs of the Property, both ordinary and extraordinary, are borne by the Principal and are governed by Article 12 below.</w:t>
+        <w:t xml:space="preserve">Maintenance and repair costs of the Property, both ordinary and extraordinary, are borne by the Principal and are governed by Article 13 below.</w:t>
       </w:r>
     </w:p>
     <w:p>
@@ -1541,6 +1510,93 @@
       </w:pPr>
       <w:r>
         <w:t xml:space="preserve">an invoice from the Property Manager to the Guest for the services provided directly to the Guest (services listed in this agreement, which will be the subject of a specific contract with the Guest).</w:t>
+      </w:r>
+    </w:p>
+    <w:p>
+      <w:pPr>
+        <w:pStyle w:val="Titolo21"/>
+        <w:numPr>
+          <w:ilvl w:val="0"/>
+          <w:numId w:val="9"/>
+        </w:numPr>
+        <w:tabs>
+          <w:tab w:val="left" w:pos="782"/>
+        </w:tabs>
+        <w:ind w:left="0" w:hanging="358"/>
+        <w:jc w:val="both"/>
+      </w:pPr>
+      <w:r>
+        <w:t xml:space="preserve">Medium-term rentals</w:t>
+      </w:r>
+    </w:p>
+    <w:p>
+      <w:pPr>
+        <w:pStyle w:val="Corpotesto"/>
+        <w:spacing w:before="130" w:line="360" w:lineRule="auto"/>
+        <w:jc w:val="both"/>
+      </w:pPr>
+      <w:r>
+        <w:t xml:space="preserve">As a rule, the Property is intended for short-term rental. Where necessary and subject to the Principal’s prior written consent, including by e-mail, the Parties may opt to rent the Property on a medium-term basis, for periods exceeding 30 days but shorter than one year and than the maximum duration permitted by the regulations in force, according to the criteria set out in this Article.</w:t>
+      </w:r>
+    </w:p>
+    <w:p>
+      <w:pPr>
+        <w:pStyle w:val="Corpotesto"/>
+        <w:spacing w:before="130" w:line="360" w:lineRule="auto"/>
+        <w:jc w:val="both"/>
+      </w:pPr>
+      <w:r>
+        <w:t xml:space="preserve">For medium-term rentals:</w:t>
+      </w:r>
+    </w:p>
+    <w:p>
+      <w:pPr>
+        <w:pStyle w:val="Corpotesto"/>
+        <w:spacing w:before="130" w:line="360" w:lineRule="auto"/>
+        <w:jc w:val="both"/>
+      </w:pPr>
+      <w:r>
+        <w:t xml:space="preserve">a) the rent is agreed as a weekly or monthly flat rate, to be agreed between the Parties from time to time;</w:t>
+      </w:r>
+    </w:p>
+    <w:p>
+      <w:pPr>
+        <w:pStyle w:val="Corpotesto"/>
+        <w:spacing w:before="130" w:line="360" w:lineRule="auto"/>
+        <w:jc w:val="both"/>
+      </w:pPr>
+      <w:r>
+        <w:t xml:space="preserve">b) the Property Manager has the tenant sign a written rental contract compliant with the applicable regulations and arranges its registration in accordance with Article 9, at the Principal’s expense;</w:t>
+      </w:r>
+    </w:p>
+    <w:p>
+      <w:pPr>
+        <w:pStyle w:val="Corpotesto"/>
+        <w:spacing w:before="130" w:line="360" w:lineRule="auto"/>
+        <w:jc w:val="both"/>
+      </w:pPr>
+      <w:r>
+        <w:t xml:space="preserve">c) the Property Manager requests from the tenant an adequate security deposit or suitable guarantees, which it manages in accordance with Article 12;</w:t>
+      </w:r>
+    </w:p>
+    <w:p>
+      <w:pPr>
+        <w:pStyle w:val="Corpotesto"/>
+        <w:spacing w:before="130" w:line="360" w:lineRule="auto"/>
+        <w:jc w:val="both"/>
+      </w:pPr>
+      <w:r>
+        <w:t xml:space="preserve">d) the Property Manager’s fee is equal to the percentage set out in Article 11, calculated on the agreed rent net of any booking platform commissions, unless otherwise agreed in writing between the Parties;</w:t>
+      </w:r>
+    </w:p>
+    <w:p>
+      <w:pPr>
+        <w:pStyle w:val="Corpotesto"/>
+        <w:spacing w:before="130" w:line="360" w:lineRule="auto"/>
+        <w:jc w:val="both"/>
+      </w:pPr>
+      <w:r>
+        <w:t xml:space="preserve">e) for anything not otherwise provided, the provisions of this Agreement apply insofar as compatible.</w:t>
       </w:r>
     </w:p>
     <w:p>
@@ -1805,7 +1861,7 @@
         <w:jc w:val="both"/>
       </w:pPr>
       <w:r>
-        <w:t xml:space="preserve">The Principal expressly authorises the Property Manager to sub-delegate to third parties – each within its own competence – the technical, operational, tax and accounting activities covered by this agreement, with costs and liability borne by the Property Manager, except for the costs that this Agreement places on the Principal (including cleaning, linen and laundry services, booking platform commissions, maintenance and On-Site Interventions), which are governed by Articles 10, 12 and 13.</w:t>
+        <w:t xml:space="preserve">The Principal expressly authorises the Property Manager to engage collaborators and third parties (by way of example: cleaning staff, laundries, maintenance technicians, consultants), each within its own competence, to carry out the technical, operational, tax and accounting activities covered by this Agreement. The Property Manager is liable for the work of such parties as for its own acts. The related costs are borne by the Property Manager, except for those that this Agreement places on the Principal, namely cleaning, linen and laundry services and booking platform commissions (Article 11), maintenance (Article 13) and On-Site Interventions in the cases provided for in Article 14.</w:t>
       </w:r>
     </w:p>
     <w:p>
@@ -1862,7 +1918,7 @@
         <w:rPr>
           <w:b/>
         </w:rPr>
-        <w:t xml:space="preserve">By the 28th day of each calendar month, the Property Manager shall pay the Principal the amounts due for the actual period of occupancy accrued in the previous calendar month, determined in accordance with Article 10 below, i.e. the revenue from stays less the Property Manager’s fee, all ordinary and extraordinary costs borne by the Principal and any withholding taxes required by law.</w:t>
+        <w:t xml:space="preserve">The Property Manager shall pay the Principal the amounts due for the actual period of occupancy accrued in the previous calendar month, determined in accordance with Article 11 below, i.e. the revenue from stays less the Property Manager’s fee, all ordinary and extraordinary costs borne by the Principal and any withholding taxes required by law. Payment is normally made by the 5th day of the month following the month in which the amounts accrued; if the booking platforms pay out late, payment will be made by the last day of that month and, in any event, only after the Property Manager has actually received the related sums.</w:t>
       </w:r>
     </w:p>
     <w:p>
@@ -1946,7 +2002,7 @@
         <w:jc w:val="both"/>
       </w:pPr>
       <w:r>
-        <w:t xml:space="preserve">The Principal is entitled to the total revenue from the stays (excluding the tourist tax, which the Property Manager pays over to the Municipality), less the Property Manager’s fee referred to in the previous paragraph and all ordinary and extraordinary costs relating to the Property and its management, including, by way of example: booking platform and payment system commissions; cleaning, linen and laundry services; courtesy products and consumables; maintenance under Article 12; On-Site Interventions borne by the Principal under Article 13; any withholding taxes required by law. These amounts are paid monthly in accordance with Article 9 and detailed in the monthly report referred to in Article 4.</w:t>
+        <w:t xml:space="preserve">The Principal is entitled to the total revenue from the stays (excluding the tourist tax, which the Property Manager pays over to the Municipality), less the Property Manager’s fee referred to in the previous paragraph and all ordinary and extraordinary costs relating to the Property and its management, including, by way of example: booking platform and payment system commissions; cleaning, linen and laundry services; courtesy products and consumables; maintenance under Article 13; On-Site Interventions borne by the Principal under Article 14; any withholding taxes required by law. These amounts are paid monthly in accordance with Article 10 and detailed in the monthly report referred to in Article 4.</w:t>
       </w:r>
     </w:p>
     <w:p>
@@ -1966,7 +2022,7 @@
         <w:jc w:val="both"/>
       </w:pPr>
       <w:r>
-        <w:t xml:space="preserve">Without prejudice to this Article and to Articles 12, 13, 15 and 16, nothing further shall be due from the Principal to the Property Manager.</w:t>
+        <w:t xml:space="preserve">Without prejudice to this Article and to Articles 13, 14, 16 and 17, nothing further shall be due from the Principal to the Property Manager.</w:t>
       </w:r>
     </w:p>
     <w:p>
@@ -2175,7 +2231,7 @@
         <w:jc w:val="both"/>
       </w:pPr>
       <w:r>
-        <w:t xml:space="preserve">The Principal shall communicate in writing (including by e-mail or instant messaging) the approval or rejection of the estimate. Only after approval is the work carried out by the maintenance technicians appointed by the Property Manager, which invoices the related amount to the Principal in accordance with the approved estimate. This amount may be withheld from the sums to be paid to the Principal under Article 9.</w:t>
+        <w:t xml:space="preserve">The Principal shall communicate in writing (including by e-mail or instant messaging) the approval or rejection of the estimate. Only after approval is the work carried out by the maintenance technicians appointed by the Property Manager, which invoices the related amount to the Principal in accordance with the approved estimate. This amount may be withheld from the sums to be paid to the Principal under Article 10.</w:t>
       </w:r>
     </w:p>
     <w:p>
@@ -2241,7 +2297,7 @@
         <w:jc w:val="both"/>
       </w:pPr>
       <w:r>
-        <w:t xml:space="preserve">The cost of each On-Site Intervention is EUR ______ per visit, plus any out-of-pocket costs strictly necessary to allow access to the Property (by way of example: a locksmith to open the door, duplication of keys). The repair or replacement of locks, cylinders or access devices is governed by Article 12, unless it becomes necessary due to the Property Manager or the staff appointed by it, in which case it is borne by the Property Manager.</w:t>
+        <w:t xml:space="preserve">The cost of each On-Site Intervention is EUR ______ per visit, plus any out-of-pocket costs strictly necessary to allow access to the Property (by way of example: a locksmith to open the door, duplication of keys). The repair or replacement of locks, cylinders or access devices is governed by Article 13, unless it becomes necessary due to the Property Manager or the staff appointed by it, in which case it is borne by the Property Manager.</w:t>
       </w:r>
     </w:p>
     <w:p>
@@ -2357,7 +2413,7 @@
         <w:jc w:val="both"/>
       </w:pPr>
       <w:r>
-        <w:t xml:space="preserve">The amounts borne by the Principal under this Article are shown in the monthly report referred to in Article 4 and may be withheld from the sums to be paid to the Principal under Article 9.</w:t>
+        <w:t xml:space="preserve">The amounts borne by the Principal under this Article are shown in the monthly report referred to in Article 4 and may be withheld from the sums to be paid to the Principal under Article 10.</w:t>
       </w:r>
     </w:p>
     <w:p>
@@ -2395,7 +2451,7 @@
         <w:jc w:val="both"/>
       </w:pPr>
       <w:r>
-        <w:t xml:space="preserve">The Property Manager declares that it has taken out an insurance policy covering the risks connected with its activity, which is attached to this agreement (annex g).</w:t>
+        <w:t xml:space="preserve">The Property Manager declares that it has taken out an insurance policy covering the risks connected with its activity, which is attached to this agreement (annex f).</w:t>
       </w:r>
     </w:p>
     <w:p>
@@ -2405,7 +2461,7 @@
         <w:jc w:val="both"/>
       </w:pPr>
       <w:r>
-        <w:t xml:space="preserve">The Principal declares that he/she has taken out an adequate insurance policy with a leading insurer covering the risks of fire (building and contents), theft, and third-party liability towards tenants and third parties, which is attached to this agreement (annex h).</w:t>
+        <w:t xml:space="preserve">The Principal declares that he/she has taken out an adequate insurance policy with a leading insurer covering the risks of fire (building and contents), theft, and third-party liability towards tenants and third parties, which is attached to this agreement (annex g).</w:t>
       </w:r>
     </w:p>
     <w:p>
@@ -2485,7 +2541,7 @@
       </w:pPr>
       <w:r>
         <w:rPr/>
-        <w:t xml:space="preserve">In the event of early termination of the Agreement for reasons attributable to the Principal before the end of the minimum term, including revocation of the mandate in breach of this Article or termination of the Agreement for breach by the Principal, the Principal shall bear, in addition to the provisions of Article 16, the expenses incurred by the Property Manager in the start-up phase of the Property and in the Principal’s interest, provided they are documented and reasonably necessary or functional to the start-up and performance of the mandate.</w:t>
+        <w:t xml:space="preserve">In the event of early termination of the Agreement for reasons attributable to the Principal before the end of the minimum term, including revocation of the mandate in breach of this Article or termination of the Agreement for breach by the Principal, the Principal shall bear, in addition to the provisions of Article 17, the expenses incurred by the Property Manager in the start-up phase of the Property and in the Principal’s interest, provided they are documented and reasonably necessary or functional to the start-up and performance of the mandate.</w:t>
       </w:r>
       <w:proofErr w:type="spellStart"/>
       <w:proofErr w:type="spellEnd"/>
@@ -2497,7 +2553,7 @@
         <w:jc w:val="both"/>
       </w:pPr>
       <w:r>
-        <w:t xml:space="preserve">Bookings outstanding at the date of termination of the Agreement, for whatever reason, are governed by Article 16 below. The obligations to report and to pay the sums accrued up to the date of termination remain in force.</w:t>
+        <w:t xml:space="preserve">Bookings outstanding at the date of termination of the Agreement, for whatever reason, are governed by Article 17 below. The obligations to report and to pay the sums accrued up to the date of termination remain in force.</w:t>
       </w:r>
     </w:p>
     <w:p>
@@ -2533,7 +2589,7 @@
         <w:jc w:val="both"/>
       </w:pPr>
       <w:r>
-        <w:t xml:space="preserve">“Future Bookings” means all bookings acquired during the relationship as a result of the Property Manager’s activity, confirmed and outstanding at the date of termination of the Agreement, concerning nights after that date. In the example given in Article 15, Future Bookings are those outstanding on 31 December for nights from the following 1 January onwards. For stays spanning the termination date, only the nights after that date are taken into account.</w:t>
+        <w:t xml:space="preserve">“Future Bookings” means all bookings acquired during the relationship as a result of the Property Manager’s activity, confirmed and outstanding at the date of termination of the Agreement, concerning nights after that date. In the example given in Article 16, Future Bookings are those outstanding on 31 December for nights from the following 1 January onwards. For stays spanning the termination date, only the nights after that date are taken into account.</w:t>
       </w:r>
       <w:proofErr w:type="spellStart"/>
       <w:proofErr w:type="spellEnd"/>
@@ -2545,7 +2601,7 @@
         <w:jc w:val="both"/>
       </w:pPr>
       <w:r>
-        <w:t xml:space="preserve">In consideration of the promotion and acquisition activity carried out, for Future Bookings the Principal shall pay the Property Manager a flat-rate fee (the “End-of-Mandate Fee”) equal to 30% (thirty per cent) of the Overnight Stay Price, as defined in Article 10, relating to the nights after the termination date.</w:t>
+        <w:t xml:space="preserve">In consideration of the promotion and acquisition activity carried out, for Future Bookings the Principal shall pay the Property Manager a flat-rate fee (the “End-of-Mandate Fee”) equal to 30% (thirty per cent) of the Overnight Stay Price, as defined in Article 11, relating to the nights after the termination date.</w:t>
       </w:r>
     </w:p>
     <w:p>
@@ -2618,7 +2674,7 @@
         <w:jc w:val="both"/>
       </w:pPr>
       <w:r>
-        <w:t xml:space="preserve">The End-of-Mandate Fee is not due in the event of termination of the Agreement for breach by the Property Manager pursuant to Article 17.</w:t>
+        <w:t xml:space="preserve">The End-of-Mandate Fee is not due in the event of termination of the Agreement for breach by the Property Manager pursuant to Article 18.</w:t>
       </w:r>
     </w:p>
     <w:p>
@@ -3086,23 +3142,6 @@
       </w:pPr>
       <w:r>
         <w:t xml:space="preserve">Declarations of conformity of the systems;</w:t>
-      </w:r>
-    </w:p>
-    <w:p>
-      <w:pPr>
-        <w:pStyle w:val="Paragrafoelenco"/>
-        <w:numPr>
-          <w:ilvl w:val="0"/>
-          <w:numId w:val="2"/>
-        </w:numPr>
-        <w:tabs>
-          <w:tab w:val="left" w:pos="675"/>
-        </w:tabs>
-        <w:spacing w:before="130"/>
-        <w:ind w:left="0" w:hanging="251"/>
-      </w:pPr>
-      <w:r>
-        <w:t xml:space="preserve">Table of fees and expenses;</w:t>
       </w:r>
     </w:p>
     <w:p>
@@ -3252,7 +3291,7 @@
         <w:ind w:left="360"/>
       </w:pPr>
       <w:r>
-        <w:t xml:space="preserve">11) Liability of the Property Manager and its limitations;</w:t>
+        <w:t xml:space="preserve">12) Liability of the Property Manager and its limitations;</w:t>
       </w:r>
     </w:p>
     <w:p>
@@ -3262,7 +3301,7 @@
         <w:ind w:left="360"/>
       </w:pPr>
       <w:r>
-        <w:t xml:space="preserve">12) Maintenance of the Property;</w:t>
+        <w:t xml:space="preserve">13) Maintenance of the Property;</w:t>
       </w:r>
     </w:p>
     <w:p>
@@ -3272,7 +3311,7 @@
         <w:ind w:left="360"/>
       </w:pPr>
       <w:r>
-        <w:t xml:space="preserve">13) On-site interventions and Guest access;</w:t>
+        <w:t xml:space="preserve">14) On-site interventions and Guest access;</w:t>
       </w:r>
     </w:p>
     <w:p>
@@ -3282,7 +3321,7 @@
         <w:ind w:left="360"/>
       </w:pPr>
       <w:r>
-        <w:t xml:space="preserve">15) Term and withdrawal;</w:t>
+        <w:t xml:space="preserve">16) Term and withdrawal;</w:t>
       </w:r>
     </w:p>
     <w:p>
@@ -3292,7 +3331,7 @@
         <w:ind w:left="360"/>
       </w:pPr>
       <w:r>
-        <w:t xml:space="preserve">16) Bookings outstanding at the termination of the Agreement;</w:t>
+        <w:t xml:space="preserve">17) Bookings outstanding at the termination of the Agreement;</w:t>
       </w:r>
     </w:p>
     <w:p>
@@ -3302,7 +3341,7 @@
         <w:ind w:left="360"/>
       </w:pPr>
       <w:r>
-        <w:t xml:space="preserve">17) Express termination clause;</w:t>
+        <w:t xml:space="preserve">18) Express termination clause;</w:t>
       </w:r>
       <w:bookmarkStart w:id="29" w:name="_GoBack"/>
       <w:bookmarkEnd w:id="29"/>
@@ -3314,7 +3353,7 @@
         <w:ind w:left="360"/>
       </w:pPr>
       <w:r>
-        <w:t xml:space="preserve">20) Disputes.</w:t>
+        <w:t xml:space="preserve">21) Disputes.</w:t>
       </w:r>
     </w:p>
     <w:p>

--- a/contratti/bozze_generiche/Bozza_Contratto_BB_Hospitality_Privato_20_EN.docx
+++ b/contratti/bozze_generiche/Bozza_Contratto_BB_Hospitality_Privato_20_EN.docx
@@ -197,22 +197,6 @@
         <w:tabs>
           <w:tab w:val="left" w:pos="682"/>
         </w:tabs>
-        <w:spacing w:line="250" w:lineRule="exact"/>
-      </w:pPr>
-      <w:r>
-        <w:t xml:space="preserve">Cadastral floor plan;</w:t>
-      </w:r>
-    </w:p>
-    <w:p>
-      <w:pPr>
-        <w:pStyle w:val="Paragrafoelenco"/>
-        <w:numPr>
-          <w:ilvl w:val="0"/>
-          <w:numId w:val="13"/>
-        </w:numPr>
-        <w:tabs>
-          <w:tab w:val="left" w:pos="682"/>
-        </w:tabs>
         <w:spacing w:before="127"/>
       </w:pPr>
       <w:r>
@@ -249,24 +233,6 @@
         </w:tabs>
         <w:spacing w:before="126"/>
       </w:pPr>
-      <w:hyperlink w:anchor="_bookmark3" w:history="1">
-        <w:r>
-          <w:t xml:space="preserve">Declarations of conformity of the systems;</w:t>
-        </w:r>
-      </w:hyperlink>
-    </w:p>
-    <w:p>
-      <w:pPr>
-        <w:pStyle w:val="Paragrafoelenco"/>
-        <w:numPr>
-          <w:ilvl w:val="0"/>
-          <w:numId w:val="13"/>
-        </w:numPr>
-        <w:tabs>
-          <w:tab w:val="left" w:pos="682"/>
-        </w:tabs>
-        <w:spacing w:before="126"/>
-      </w:pPr>
       <w:r>
         <w:t xml:space="preserve">Certifications relating to the safety equipment required by law (gas detectors and fire extinguishers).</w:t>
       </w:r>
@@ -632,7 +598,7 @@
         <w:rPr>
           <w:color w:val="000009"/>
         </w:rPr>
-        <w:t xml:space="preserve">setting, in agreement with the Principal, the prices to be charged to Guests (distinguishing between the portion relating to the rental of the Property and the portion relating to the services provided by the Property Manager directly to the Guests), taking into account the length of stay, the season and the number of occupants;</w:t>
+        <w:t xml:space="preserve">setting the prices to be charged to Guests (distinguishing between the portion relating to the rental of the Property and the portion relating to the services provided by the Property Manager directly to the Guests), in accordance with Article 6;</w:t>
       </w:r>
     </w:p>
     <w:p>
@@ -1020,7 +986,7 @@
         <w:rPr>
           <w:i/>
         </w:rPr>
-        <w:t xml:space="preserve">Guest check-in, carried out remotely in compliance with the Italian legislation in force on guest identification, including the obligation of in-person (de visu) identification where applicable, also by means of remote identification tools compliant with such legislation; sending the access instructions and the guide referred to in letter a) of this paragraph; as well as collecting the tourist tax, issuing the related receipt and acquiring the identity documents of the guests for the communication to the Police;</w:t>
+        <w:t xml:space="preserve">Guest check-in, carried out remotely in compliance with the Italian legislation in force on guest identification, including the obligation of in-person (de visu) identification, also by means of remote identification tools compliant with such legislation and a video surveillance system installed outside the entrance of the Property, at the Principal’s care and expense and in compliance with data protection legislation; sending the access instructions and the guide referred to in letter a) of this paragraph; as well as collecting the tourist tax, issuing the related receipt and acquiring the identity documents of the guests for the communication to the Police;</w:t>
       </w:r>
     </w:p>
     <w:p>
@@ -1058,7 +1024,7 @@
         <w:jc w:val="both"/>
       </w:pPr>
       <w:r>
-        <w:t xml:space="preserve">check-out at the end of the stay, inspection of the Property and collection of the keys;</w:t>
+        <w:t xml:space="preserve">Guest check-out, carried out remotely at the end of the stay; the condition of the Property is checked by the cleaning staff, who report any damage, missing items or anomalies to the Property Manager;</w:t>
       </w:r>
     </w:p>
     <w:p>
@@ -1412,7 +1378,7 @@
         <w:jc w:val="both"/>
       </w:pPr>
       <w:r>
-        <w:t xml:space="preserve">The rent for each short-term rental is set by the Property Manager, in agreement with the Principal, according to the season, the number of occupants and the length of stay, applying a daily rate for the days on which the Property is actually rented.</w:t>
+        <w:t xml:space="preserve">The rent for each short-term rental is set by the Property Manager using dynamic pricing, according to the season, demand, the number of occupants and the length of stay. Before management begins, the Parties agree in writing on a minimum nightly price, based on the actual costs of the Property and its market positioning, below which the Property Manager may not go without the Principal’s prior consent. The minimum price may be updated at any time in writing, including by e-mail.</w:t>
       </w:r>
     </w:p>
     <w:p>
@@ -1422,7 +1388,7 @@
         <w:jc w:val="both"/>
       </w:pPr>
       <w:r>
-        <w:t xml:space="preserve">For short-term rentals, the rent includes reimbursement of ordinary condominium charges, waste tax and utilities (electricity, gas, internet, etc.) of the Property, as well as any other cost / tax / duty not expressly indicated in this Agreement.</w:t>
+        <w:t xml:space="preserve">All costs relating to the Property, including condominium charges, waste tax, utilities (electricity, gas, water, internet, etc.) and any other tax or duty relating to the Property, are borne by the Principal. The Property Manager does not bear any cost relating to the Property.</w:t>
       </w:r>
       <w:bookmarkStart w:id="7" w:name="Per_le_locazioni_a_breve_termine,_il_can"/>
       <w:bookmarkEnd w:id="7"/>
@@ -1982,7 +1948,7 @@
         <w:jc w:val="both"/>
       </w:pPr>
       <w:r>
-        <w:t xml:space="preserve">The parties expressly agree that the Principal shall pay the Property Manager a fee for the initial administrative and advertising procedures amounting to EUR ______.</w:t>
+        <w:t xml:space="preserve">The start-up activities carried out by the Property Manager (by way of example: photo shoot, creation and optimisation of listings, initial administrative procedures, fitting-out advice) have a conventionally agreed value of EUR 500.00 (five hundred/00) plus VAT. This amount is not due from the Principal, except in the event of early termination of the Agreement before 1 (one) year has elapsed from its signature, as provided for in Article 16.</w:t>
       </w:r>
     </w:p>
     <w:p>
@@ -2287,7 +2253,7 @@
         <w:jc w:val="both"/>
       </w:pPr>
       <w:r>
-        <w:t xml:space="preserve">“On-Site Intervention” means a visit to the Property by the Property Manager or by staff appointed by it, outside the scheduled activities (check-in, cleaning, check-out), made necessary by problems with the Guests’ access to the Property. The Property Manager guarantees that the On-Site Intervention is carried out as soon as possible, compatibly with the time technically needed to reach the Property.</w:t>
+        <w:t xml:space="preserve">“On-Site Intervention” means a visit to the Property by the Property Manager or by staff appointed by it, outside the scheduled activities (check-in, cleaning, check-out). In the event of problems with the Guests’ access to the Property, the Property Manager guarantees that the On-Site Intervention is carried out as soon as possible, compatibly with the time technically needed to reach the Property.</w:t>
       </w:r>
     </w:p>
     <w:p>
@@ -2297,7 +2263,7 @@
         <w:jc w:val="both"/>
       </w:pPr>
       <w:r>
-        <w:t xml:space="preserve">The cost of each On-Site Intervention is EUR ______ per visit, plus any out-of-pocket costs strictly necessary to allow access to the Property (by way of example: a locksmith to open the door, duplication of keys). The repair or replacement of locks, cylinders or access devices is governed by Article 13, unless it becomes necessary due to the Property Manager or the staff appointed by it, in which case it is borne by the Property Manager.</w:t>
+        <w:t xml:space="preserve">The Property Manager guarantees, at no additional cost to the Principal, 1 (one) On-Site Intervention per month for the routine inspection of the Property. Each additional On-Site Intervention, including those relating to the initial fitting-out and furnishing of the Property, attendance during renovation or maintenance works, or any other work relating to the Property, costs EUR 50.00 (fifty/00) plus VAT per visit, plus any out-of-pocket costs strictly necessary (by way of example: a locksmith to open the door, duplication of keys), without prejudice to the following paragraphs for On-Site Interventions made necessary by problems with Guest access. The repair or replacement of locks, cylinders or access devices is governed by Article 13, unless it becomes necessary due to the Property Manager or the staff appointed by it, in which case it is borne by the Property Manager.</w:t>
       </w:r>
     </w:p>
     <w:p>
@@ -2451,7 +2417,7 @@
         <w:jc w:val="both"/>
       </w:pPr>
       <w:r>
-        <w:t xml:space="preserve">The Property Manager declares that it has taken out an insurance policy covering the risks connected with its activity, which is attached to this agreement (annex f).</w:t>
+        <w:t xml:space="preserve">The Property Manager undertakes to take out an insurance policy covering the risks connected with its activity and to send a copy to the Principal by a subsequent e-mail.</w:t>
       </w:r>
     </w:p>
     <w:p>
@@ -2461,7 +2427,7 @@
         <w:jc w:val="both"/>
       </w:pPr>
       <w:r>
-        <w:t xml:space="preserve">The Principal declares that he/she has taken out an adequate insurance policy with a leading insurer covering the risks of fire (building and contents), theft, and third-party liability towards tenants and third parties, which is attached to this agreement (annex g).</w:t>
+        <w:t xml:space="preserve">The Principal declares that he/she has taken out an adequate insurance policy with a leading insurer covering the risks of fire (building and contents), theft, and third-party liability towards tenants and third parties, which is attached to this agreement (annex d).</w:t>
       </w:r>
     </w:p>
     <w:p>
@@ -2529,7 +2495,7 @@
         <w:jc w:val="both"/>
       </w:pPr>
       <w:r>
-        <w:t xml:space="preserve">In order to allow the Property Manager to recover the investments made in the start-up phase of the Property (by way of example: photo shoot, creation and optimisation of listings, initial administrative procedures, fitting-out advice), the Parties agree on a guaranteed minimum term of the Agreement of 6 (six) months from the date of signature. Therefore, notice of withdrawal may not be given before 4 (four) months have elapsed from the date of signature; any notice received before that date shall be deemed received on the day following its expiry. In any event, the Agreement may not end by withdrawal before 6 (six) months have elapsed from its signature.</w:t>
+        <w:t xml:space="preserve">The Parties agree on a minimum term of the Agreement of 6 (six) months from the date of signature. Therefore, notice of withdrawal may not be given before 4 (four) months have elapsed from signature; any notice received before that date shall be deemed received on the day following its expiry. In any event, the Agreement may not end by withdrawal before 6 (six) months have elapsed from its signature. If the Agreement ends due to the Principal’s withdrawal, or due to termination for breach by the Principal, before 1 (one) year has elapsed from signature, the Principal shall pay the Property Manager the flat-rate reimbursement of start-up costs of EUR 500.00 (five hundred/00) plus VAT referred to in Article 11.</w:t>
       </w:r>
     </w:p>
     <w:p>
@@ -2541,7 +2507,7 @@
       </w:pPr>
       <w:r>
         <w:rPr/>
-        <w:t xml:space="preserve">In the event of early termination of the Agreement for reasons attributable to the Principal before the end of the minimum term, including revocation of the mandate in breach of this Article or termination of the Agreement for breach by the Principal, the Principal shall bear, in addition to the provisions of Article 17, the expenses incurred by the Property Manager in the start-up phase of the Property and in the Principal’s interest, provided they are documented and reasonably necessary or functional to the start-up and performance of the mandate.</w:t>
+        <w:t xml:space="preserve">The flat-rate reimbursement referred to in the previous paragraph is not due if the Agreement ends due to the Property Manager’s withdrawal or due to termination for breach by the Property Manager. It may be withheld from the sums to be paid to the Principal under Article 10.</w:t>
       </w:r>
       <w:proofErr w:type="spellStart"/>
       <w:proofErr w:type="spellEnd"/>
@@ -3084,23 +3050,6 @@
           <w:numId w:val="2"/>
         </w:numPr>
         <w:tabs>
-          <w:tab w:val="left" w:pos="681"/>
-        </w:tabs>
-        <w:spacing w:before="127"/>
-        <w:ind w:left="0" w:hanging="257"/>
-      </w:pPr>
-      <w:r>
-        <w:t xml:space="preserve">Cadastral floor plan;</w:t>
-      </w:r>
-    </w:p>
-    <w:p>
-      <w:pPr>
-        <w:pStyle w:val="Paragrafoelenco"/>
-        <w:numPr>
-          <w:ilvl w:val="0"/>
-          <w:numId w:val="2"/>
-        </w:numPr>
-        <w:tabs>
           <w:tab w:val="left" w:pos="682"/>
         </w:tabs>
         <w:spacing w:before="130"/>
@@ -3141,41 +3090,7 @@
         <w:ind w:left="0" w:hanging="258"/>
       </w:pPr>
       <w:r>
-        <w:t xml:space="preserve">Declarations of conformity of the systems;</w:t>
-      </w:r>
-    </w:p>
-    <w:p>
-      <w:pPr>
-        <w:pStyle w:val="Paragrafoelenco"/>
-        <w:numPr>
-          <w:ilvl w:val="0"/>
-          <w:numId w:val="2"/>
-        </w:numPr>
-        <w:tabs>
-          <w:tab w:val="left" w:pos="616"/>
-        </w:tabs>
-        <w:spacing w:before="131"/>
-        <w:ind w:left="0" w:hanging="192"/>
-      </w:pPr>
-      <w:r>
-        <w:t xml:space="preserve">Cash flow information table;</w:t>
-      </w:r>
-    </w:p>
-    <w:p>
-      <w:pPr>
-        <w:pStyle w:val="Paragrafoelenco"/>
-        <w:numPr>
-          <w:ilvl w:val="0"/>
-          <w:numId w:val="2"/>
-        </w:numPr>
-        <w:tabs>
-          <w:tab w:val="left" w:pos="682"/>
-        </w:tabs>
-        <w:spacing w:before="130"/>
-        <w:ind w:left="0" w:hanging="258"/>
-      </w:pPr>
-      <w:r>
-        <w:t xml:space="preserve">Property Manager’s insurance policy;</w:t>
+        <w:t xml:space="preserve">Documentation of the safety equipment required by law (gas detectors and fire extinguishers);</w:t>
       </w:r>
     </w:p>
     <w:p>
@@ -3282,6 +3197,16 @@
       </w:pPr>
       <w:r>
         <w:t xml:space="preserve">Pursuant to and for the purposes of Articles 1341 and 1342 of the Italian Civil Code, the Principal declares to specifically approve the following clauses:</w:t>
+      </w:r>
+    </w:p>
+    <w:p>
+      <w:pPr>
+        <w:pStyle w:val="Corpotesto"/>
+        <w:spacing w:before="40"/>
+        <w:ind w:left="360"/>
+      </w:pPr>
+      <w:r>
+        <w:t xml:space="preserve">11) Property Manager’s fee (flat-rate reimbursement of start-up costs);</w:t>
       </w:r>
     </w:p>
     <w:p>

--- a/contratti/bozze_generiche/Bozza_Contratto_BB_Hospitality_Privato_20_EN.docx
+++ b/contratti/bozze_generiche/Bozza_Contratto_BB_Hospitality_Privato_20_EN.docx
@@ -528,7 +528,7 @@
         <w:rPr>
           <w:color w:val="000009"/>
         </w:rPr>
-        <w:t xml:space="preserve">managing the publication and periodic updating of detailed listings promoting the Property, accompanied by photos from the photo book and the floor plan provided by the Principal, on various online platforms and/or on its own website;</w:t>
+        <w:t xml:space="preserve">managing the publication and periodic updating of detailed listings promoting the Property, accompanied by photos from the photo book and, where provided, the Principal’s floor plan, on various online platforms and/or on its own website;</w:t>
       </w:r>
     </w:p>
     <w:p>
@@ -797,7 +797,7 @@
         <w:jc w:val="both"/>
       </w:pPr>
       <w:r>
-        <w:t xml:space="preserve">checking payments before check-in through access to the full management system, or in any event the collection of the rent due from Guests;</w:t>
+        <w:t xml:space="preserve">checking payments before check-in through access to the full management system and, in any event, collecting the rent due from Guests;</w:t>
       </w:r>
     </w:p>
     <w:p>
@@ -835,7 +835,7 @@
         <w:ind w:left="360"/>
       </w:pPr>
       <w:r>
-        <w:t xml:space="preserve">asking Guests to leave reviews on the platforms or websites used by them to conclude the rental;</w:t>
+        <w:t xml:space="preserve">asking Guests to leave reviews on the platforms or websites used for the booking;</w:t>
       </w:r>
     </w:p>
     <w:p>
@@ -1215,7 +1215,7 @@
         <w:jc w:val="both"/>
       </w:pPr>
       <w:r>
-        <w:t xml:space="preserve">For the entire term of this Agreement, the Principal undertakes to make the Property available so as to allow the Property Manager to fulfil its obligations and carry out the rentals.</w:t>
+        <w:t xml:space="preserve">For the entire term of this Agreement, the Principal undertakes to make the Property available so as to allow the Property Manager to fulfil its obligations and carry out the rentals, without prejudice to the personal use governed by the following paragraphs.</w:t>
       </w:r>
     </w:p>
     <w:p>
@@ -2475,7 +2475,7 @@
       </w:pPr>
       <w:r>
         <w:rPr/>
-        <w:t xml:space="preserve">Each Party may withdraw from the Agreement at any time by written notice sent to the other Party by registered letter with return receipt or certified e-mail (PEC), with 2 (two) months’ notice. The withdrawal shall take effect from the last day of the second calendar month following the month in which the notice was received by the other Party.</w:t>
+        <w:t xml:space="preserve">Without prejudice to the minimum term set out in the following paragraph, each Party may withdraw from the Agreement by written notice sent to the other Party by registered letter with return receipt or certified e-mail (PEC), with 2 (two) months’ notice. The withdrawal shall take effect from the last day of the second calendar month following the month in which the notice was received by the other Party.</w:t>
       </w:r>
     </w:p>
     <w:p>
@@ -2803,7 +2803,7 @@
         <w:jc w:val="both"/>
       </w:pPr>
       <w:r>
-        <w:t xml:space="preserve">failure to request the initial security deposit due from the Guest under Article 2, letter I) where damage to the Property, furnishings or equipment, or missing items, is ascertained, unless the Property Manager bears such damage towards the Principal;</w:t>
+        <w:t xml:space="preserve">failure to request the initial security deposit due from the Guest under Article 2, letter i), where damage to the Property, furnishings or equipment, or missing items, is ascertained, unless the Property Manager bears such damage towards the Principal;</w:t>
       </w:r>
     </w:p>
     <w:p>
@@ -2876,7 +2876,7 @@
         <w:jc w:val="both"/>
       </w:pPr>
       <w:r>
-        <w:t xml:space="preserve">The Parties declare that they have mutually received the information referred to in Article 13 of the GDPR and, by signing this private agreement, give their consent to the use of their respective personal data in connection with the performance of this private agreement.</w:t>
+        <w:t xml:space="preserve">The Parties declare that they have mutually received the information referred to in Article 13 of the GDPR and, by signing this Agreement, give their consent to the use of their respective personal data in connection with its performance.</w:t>
       </w:r>
     </w:p>
     <w:p>

--- a/contratti/bozze_generiche/Bozza_Contratto_BB_Hospitality_Privato_20_EN.docx
+++ b/contratti/bozze_generiche/Bozza_Contratto_BB_Hospitality_Privato_20_EN.docx
@@ -1958,7 +1958,7 @@
         <w:jc w:val="both"/>
       </w:pPr>
       <w:r>
-        <w:t xml:space="preserve">For the management activity and the services referred to in Article 2, the Property Manager is entitled to a fee equal to 20% (twenty per cent) of the Overnight Stay Price of each booking. “Overnight Stay Price” means the price of the nights due from the Guest, as shown in the booking, net of the commissions withheld by the booking platforms and excluding the tourist tax, any security deposit, any final cleaning fee charged separately to the Guest and the service fees charged to the Guest by the platforms.</w:t>
+        <w:t xml:space="preserve">For the management activity and the services referred to in Article 2, the Property Manager is entitled to a fee equal to 20% (twenty per cent) of the Overnight Stay Price of each booking. “Overnight Stay Price” means the price of the nights due from the Guest, as shown in the booking, net of the commissions withheld by the booking platforms and of the cleaning costs relating to the stay, and excluding the tourist tax, any security deposit and the service fees charged to the Guest by the platforms.</w:t>
       </w:r>
     </w:p>
     <w:p>
@@ -2567,7 +2567,7 @@
         <w:jc w:val="both"/>
       </w:pPr>
       <w:r>
-        <w:t xml:space="preserve">In consideration of the promotion and acquisition activity carried out, for Future Bookings the Principal shall pay the Property Manager a flat-rate fee (the “End-of-Mandate Fee”) equal to 30% (thirty per cent) of the Overnight Stay Price, as defined in Article 11, relating to the nights after the termination date.</w:t>
+        <w:t xml:space="preserve">In consideration of the promotion and acquisition activity carried out, for Future Bookings the Principal shall pay the Property Manager a flat-rate fee (the “End-of-Mandate Fee”) equal to 30% (thirty per cent) of the fee that would have been due to the Property Manager under Article 11 on the Overnight Stay Price relating to the nights after the termination date.</w:t>
       </w:r>
     </w:p>
     <w:p>

--- a/contratti/bozze_generiche/Bozza_Contratto_BB_Hospitality_Privato_20_EN.docx
+++ b/contratti/bozze_generiche/Bozza_Contratto_BB_Hospitality_Privato_20_EN.docx
@@ -104,7 +104,7 @@
         <w:rPr>
           <w:b/>
         </w:rPr>
-        <w:t xml:space="preserve">BB Hospitality S.r.l., with registered office in Tartano (SO), Via Marconi no. 21, postcode 23010, Tax Code and VAT number 01108670140, registered with the Companies Register of Sondrio under REA no. ____________, certified e-mail (PEC) bbhospitality.srl@pec.it, represented by its Sole Director and legal representative pro tempore, Ms Graziana Vergottini (hereinafter, for brevity, the “Property Manager” or the “PM”)</w:t>
+        <w:t xml:space="preserve">BB Hospitality S.r.l., with registered office in Tartano (SO), Via Marconi no. 21, postcode 23010, Tax Code and VAT number 01108670140, registered with the Companies Register of Sondrio under REA no. SO-83428, certified e-mail (PEC) bbhospitality.srl@pec.it, represented by its Sole Director and legal representative pro tempore, Ms Graziana Vergottini (hereinafter, for brevity, the “Property Manager” or the “PM”)</w:t>
       </w:r>
     </w:p>
     <w:p>
